--- a/data/revised_2026-10_full/tracked/v2/Physics/SS1.4_Energy,_Work,_Power_and_Machines/Physics_Energy,_Work,_Power_and_Machines_FinalExplanation_TeacherKey_TRACKED.docx
+++ b/data/revised_2026-10_full/tracked/v2/Physics/SS1.4_Energy,_Work,_Power_and_Machines/Physics_Energy,_Work,_Power_and_Machines_FinalExplanation_TeacherKey_TRACKED.docx
@@ -232,7 +232,7 @@
               </w:rPr>
               <w:t xml:space="preserve">Final Explanation: How do pulleys reduce the effort needed to lift water, and how does energy transfer in the process? Imagine you are explaining to a friend in Kitui County why Mwende, who is 10 years old, can lift the bucket with the pulley system while her mother, Mama Kavata Mutua, finds the direct lift exhausting. Use what you observed and learned in Lessons 1 to 8. Use g = 10 N/kg everywhere. Show every calculation step, with units, and write full sentences for your explanations. Use the data given in each section. </w:t>
             </w:r>
-            <w:ins w:id="9001" w:author="Claude (AI) - proposed" w:date="2026-10-15T08:04:21Z">
+            <w:ins w:id="9001" w:author="Claude (AI) - proposed" w:date="2026-10-18T00:32:07Z">
               <w:r>
                 <w:rPr>
                   <w:rFonts w:ascii="Arial" w:cs="Arial" w:eastAsia="Arial" w:hAnsi="Arial"/>
@@ -260,7 +260,7 @@
               </w:rPr>
               <w:t xml:space="preserve">Write your answers in the space under each prompt</w:t>
             </w:r>
-            <w:ins w:id="9002" w:author="Claude (AI) - proposed" w:date="2026-10-15T08:04:21Z">
+            <w:ins w:id="9002" w:author="Claude (AI) - proposed" w:date="2026-10-18T00:32:07Z">
               <w:r>
                 <w:rPr>
                   <w:rFonts w:ascii="Arial" w:cs="Arial" w:eastAsia="Arial" w:hAnsi="Arial"/>
@@ -1511,7 +1511,7 @@
               </w:rPr>
               <w:t xml:space="preserve">(c) In Lesson 4, a real bucket </w:t>
             </w:r>
-            <w:del w:id="9003" w:author="Claude (AI) - proposed" w:date="2026-10-15T08:04:21Z">
+            <w:del w:id="9003" w:author="Claude (AI) - proposed" w:date="2026-10-18T00:32:07Z">
               <w:r>
                 <w:rPr>
                   <w:rFonts w:ascii="Arial" w:cs="Arial" w:eastAsia="Arial" w:hAnsi="Arial"/>
@@ -1526,7 +1526,7 @@
                 <w:delText xml:space="preserve">fell from</w:delText>
               </w:r>
             </w:del>
-            <w:ins w:id="9004" w:author="Claude (AI) - proposed" w:date="2026-10-15T08:04:21Z">
+            <w:ins w:id="9004" w:author="Claude (AI) - proposed" w:date="2026-10-18T00:32:07Z">
               <w:r>
                 <w:rPr>
                   <w:rFonts w:ascii="Arial" w:cs="Arial" w:eastAsia="Arial" w:hAnsi="Arial"/>
@@ -2300,7 +2300,7 @@
               <w:spacing w:after="40" w:before="0"/>
               <w:jc w:val="left"/>
             </w:pPr>
-            <w:del w:id="9005" w:author="Claude (AI) - proposed" w:date="2026-10-15T08:04:21Z">
+            <w:del w:id="9005" w:author="Claude (AI) - proposed" w:date="2026-10-18T00:32:07Z">
               <w:r>
                 <w:rPr>
                   <w:rFonts w:ascii="Arial" w:cs="Arial" w:eastAsia="Arial" w:hAnsi="Arial"/>
@@ -2315,7 +2315,7 @@
                 <w:delText xml:space="preserve">All</w:delText>
               </w:r>
             </w:del>
-            <w:ins w:id="9006" w:author="Claude (AI) - proposed" w:date="2026-10-15T08:04:21Z">
+            <w:ins w:id="9006" w:author="Claude (AI) - proposed" w:date="2026-10-18T00:32:07Z">
               <w:r>
                 <w:rPr>
                   <w:rFonts w:ascii="Arial" w:cs="Arial" w:eastAsia="Arial" w:hAnsi="Arial"/>
@@ -2343,7 +2343,7 @@
               </w:rPr>
               <w:t xml:space="preserve"> calculations (PE, work, power, KE, MA, VR, efficiency) are correct, use g = 10 N/kg, show </w:t>
             </w:r>
-            <w:del w:id="9007" w:author="Claude (AI) - proposed" w:date="2026-10-15T08:04:21Z">
+            <w:del w:id="9007" w:author="Claude (AI) - proposed" w:date="2026-10-18T00:32:07Z">
               <w:r>
                 <w:rPr>
                   <w:rFonts w:ascii="Arial" w:cs="Arial" w:eastAsia="Arial" w:hAnsi="Arial"/>
@@ -2358,7 +2358,7 @@
                 <w:delText xml:space="preserve">steps</w:delText>
               </w:r>
             </w:del>
-            <w:ins w:id="9008" w:author="Claude (AI) - proposed" w:date="2026-10-15T08:04:21Z">
+            <w:ins w:id="9008" w:author="Claude (AI) - proposed" w:date="2026-10-18T00:32:07Z">
               <w:r>
                 <w:rPr>
                   <w:rFonts w:ascii="Arial" w:cs="Arial" w:eastAsia="Arial" w:hAnsi="Arial"/>
@@ -2406,7 +2406,7 @@
               <w:spacing w:after="40" w:before="0"/>
               <w:jc w:val="left"/>
             </w:pPr>
-            <w:del w:id="9009" w:author="Claude (AI) - proposed" w:date="2026-10-15T08:04:21Z">
+            <w:del w:id="9009" w:author="Claude (AI) - proposed" w:date="2026-10-18T00:32:07Z">
               <w:r>
                 <w:rPr>
                   <w:rFonts w:ascii="Arial" w:cs="Arial" w:eastAsia="Arial" w:hAnsi="Arial"/>
@@ -2421,7 +2421,7 @@
                 <w:delText xml:space="preserve">Most</w:delText>
               </w:r>
             </w:del>
-            <w:ins w:id="9010" w:author="Claude (AI) - proposed" w:date="2026-10-15T08:04:21Z">
+            <w:ins w:id="9010" w:author="Claude (AI) - proposed" w:date="2026-10-18T00:32:07Z">
               <w:r>
                 <w:rPr>
                   <w:rFonts w:ascii="Arial" w:cs="Arial" w:eastAsia="Arial" w:hAnsi="Arial"/>
@@ -2469,7 +2469,7 @@
               <w:spacing w:after="40" w:before="0"/>
               <w:jc w:val="left"/>
             </w:pPr>
-            <w:del w:id="9011" w:author="Claude (AI) - proposed" w:date="2026-10-15T08:04:21Z">
+            <w:del w:id="9011" w:author="Claude (AI) - proposed" w:date="2026-10-18T00:32:07Z">
               <w:r>
                 <w:rPr>
                   <w:rFonts w:ascii="Arial" w:cs="Arial" w:eastAsia="Arial" w:hAnsi="Arial"/>
@@ -2484,7 +2484,7 @@
                 <w:delText xml:space="preserve">Several</w:delText>
               </w:r>
             </w:del>
-            <w:ins w:id="9012" w:author="Claude (AI) - proposed" w:date="2026-10-15T08:04:21Z">
+            <w:ins w:id="9012" w:author="Claude (AI) - proposed" w:date="2026-10-18T00:32:07Z">
               <w:r>
                 <w:rPr>
                   <w:rFonts w:ascii="Arial" w:cs="Arial" w:eastAsia="Arial" w:hAnsi="Arial"/>
@@ -2567,7 +2567,7 @@
               <w:spacing w:after="40" w:before="0"/>
               <w:jc w:val="left"/>
             </w:pPr>
-            <w:del w:id="9013" w:author="Claude (AI) - proposed" w:date="2026-10-15T08:04:21Z">
+            <w:del w:id="9013" w:author="Claude (AI) - proposed" w:date="2026-10-18T00:32:07Z">
               <w:r>
                 <w:rPr>
                   <w:rFonts w:ascii="Arial" w:cs="Arial" w:eastAsia="Arial" w:hAnsi="Arial"/>
@@ -2582,7 +2582,7 @@
                 <w:delText xml:space="preserve">Clearly</w:delText>
               </w:r>
             </w:del>
-            <w:ins w:id="9014" w:author="Claude (AI) - proposed" w:date="2026-10-15T08:04:21Z">
+            <w:ins w:id="9014" w:author="Claude (AI) - proposed" w:date="2026-10-18T00:32:07Z">
               <w:r>
                 <w:rPr>
                   <w:rFonts w:ascii="Arial" w:cs="Arial" w:eastAsia="Arial" w:hAnsi="Arial"/>
@@ -2630,7 +2630,7 @@
               <w:spacing w:after="40" w:before="0"/>
               <w:jc w:val="left"/>
             </w:pPr>
-            <w:del w:id="9015" w:author="Claude (AI) - proposed" w:date="2026-10-15T08:04:21Z">
+            <w:del w:id="9015" w:author="Claude (AI) - proposed" w:date="2026-10-18T00:32:07Z">
               <w:r>
                 <w:rPr>
                   <w:rFonts w:ascii="Arial" w:cs="Arial" w:eastAsia="Arial" w:hAnsi="Arial"/>
@@ -2645,7 +2645,7 @@
                 <w:delText xml:space="preserve">States</w:delText>
               </w:r>
             </w:del>
-            <w:ins w:id="9016" w:author="Claude (AI) - proposed" w:date="2026-10-15T08:04:21Z">
+            <w:ins w:id="9016" w:author="Claude (AI) - proposed" w:date="2026-10-18T00:32:07Z">
               <w:r>
                 <w:rPr>
                   <w:rFonts w:ascii="Arial" w:cs="Arial" w:eastAsia="Arial" w:hAnsi="Arial"/>
@@ -2693,7 +2693,7 @@
               <w:spacing w:after="40" w:before="0"/>
               <w:jc w:val="left"/>
             </w:pPr>
-            <w:del w:id="9017" w:author="Claude (AI) - proposed" w:date="2026-10-15T08:04:21Z">
+            <w:del w:id="9017" w:author="Claude (AI) - proposed" w:date="2026-10-18T00:32:07Z">
               <w:r>
                 <w:rPr>
                   <w:rFonts w:ascii="Arial" w:cs="Arial" w:eastAsia="Arial" w:hAnsi="Arial"/>
@@ -2708,7 +2708,7 @@
                 <w:delText xml:space="preserve">Says</w:delText>
               </w:r>
             </w:del>
-            <w:ins w:id="9018" w:author="Claude (AI) - proposed" w:date="2026-10-15T08:04:21Z">
+            <w:ins w:id="9018" w:author="Claude (AI) - proposed" w:date="2026-10-18T00:32:07Z">
               <w:r>
                 <w:rPr>
                   <w:rFonts w:ascii="Arial" w:cs="Arial" w:eastAsia="Arial" w:hAnsi="Arial"/>
@@ -2791,7 +2791,7 @@
               <w:spacing w:after="40" w:before="0"/>
               <w:jc w:val="left"/>
             </w:pPr>
-            <w:del w:id="9019" w:author="Claude (AI) - proposed" w:date="2026-10-15T08:04:21Z">
+            <w:del w:id="9019" w:author="Claude (AI) - proposed" w:date="2026-10-18T00:32:07Z">
               <w:r>
                 <w:rPr>
                   <w:rFonts w:ascii="Arial" w:cs="Arial" w:eastAsia="Arial" w:hAnsi="Arial"/>
@@ -2806,7 +2806,7 @@
                 <w:delText xml:space="preserve">Identifies</w:delText>
               </w:r>
             </w:del>
-            <w:ins w:id="9020" w:author="Claude (AI) - proposed" w:date="2026-10-15T08:04:21Z">
+            <w:ins w:id="9020" w:author="Claude (AI) - proposed" w:date="2026-10-18T00:32:07Z">
               <w:r>
                 <w:rPr>
                   <w:rFonts w:ascii="Arial" w:cs="Arial" w:eastAsia="Arial" w:hAnsi="Arial"/>
@@ -2854,7 +2854,7 @@
               <w:spacing w:after="40" w:before="0"/>
               <w:jc w:val="left"/>
             </w:pPr>
-            <w:del w:id="9021" w:author="Claude (AI) - proposed" w:date="2026-10-15T08:04:21Z">
+            <w:del w:id="9021" w:author="Claude (AI) - proposed" w:date="2026-10-18T00:32:07Z">
               <w:r>
                 <w:rPr>
                   <w:rFonts w:ascii="Arial" w:cs="Arial" w:eastAsia="Arial" w:hAnsi="Arial"/>
@@ -2869,7 +2869,7 @@
                 <w:delText xml:space="preserve">Identifies</w:delText>
               </w:r>
             </w:del>
-            <w:ins w:id="9022" w:author="Claude (AI) - proposed" w:date="2026-10-15T08:04:21Z">
+            <w:ins w:id="9022" w:author="Claude (AI) - proposed" w:date="2026-10-18T00:32:07Z">
               <w:r>
                 <w:rPr>
                   <w:rFonts w:ascii="Arial" w:cs="Arial" w:eastAsia="Arial" w:hAnsi="Arial"/>
@@ -2917,7 +2917,7 @@
               <w:spacing w:after="40" w:before="0"/>
               <w:jc w:val="left"/>
             </w:pPr>
-            <w:del w:id="9023" w:author="Claude (AI) - proposed" w:date="2026-10-15T08:04:21Z">
+            <w:del w:id="9023" w:author="Claude (AI) - proposed" w:date="2026-10-18T00:32:07Z">
               <w:r>
                 <w:rPr>
                   <w:rFonts w:ascii="Arial" w:cs="Arial" w:eastAsia="Arial" w:hAnsi="Arial"/>
@@ -2932,7 +2932,7 @@
                 <w:delText xml:space="preserve">Does</w:delText>
               </w:r>
             </w:del>
-            <w:ins w:id="9024" w:author="Claude (AI) - proposed" w:date="2026-10-15T08:04:21Z">
+            <w:ins w:id="9024" w:author="Claude (AI) - proposed" w:date="2026-10-18T00:32:07Z">
               <w:r>
                 <w:rPr>
                   <w:rFonts w:ascii="Arial" w:cs="Arial" w:eastAsia="Arial" w:hAnsi="Arial"/>
@@ -3015,7 +3015,7 @@
               <w:spacing w:after="40" w:before="0"/>
               <w:jc w:val="left"/>
             </w:pPr>
-            <w:del w:id="9025" w:author="Claude (AI) - proposed" w:date="2026-10-15T08:04:21Z">
+            <w:del w:id="9025" w:author="Claude (AI) - proposed" w:date="2026-10-18T00:32:07Z">
               <w:r>
                 <w:rPr>
                   <w:rFonts w:ascii="Arial" w:cs="Arial" w:eastAsia="Arial" w:hAnsi="Arial"/>
@@ -3030,7 +3030,7 @@
                 <w:delText xml:space="preserve">Correctly</w:delText>
               </w:r>
             </w:del>
-            <w:ins w:id="9026" w:author="Claude (AI) - proposed" w:date="2026-10-15T08:04:21Z">
+            <w:ins w:id="9026" w:author="Claude (AI) - proposed" w:date="2026-10-18T00:32:07Z">
               <w:r>
                 <w:rPr>
                   <w:rFonts w:ascii="Arial" w:cs="Arial" w:eastAsia="Arial" w:hAnsi="Arial"/>
@@ -3058,7 +3058,7 @@
               </w:rPr>
               <w:t xml:space="preserve"> defines and calculates MA, VR and efficiency, and compares </w:t>
             </w:r>
-            <w:ins w:id="9027" w:author="Claude (AI) - proposed" w:date="2026-10-15T08:04:21Z">
+            <w:ins w:id="9027" w:author="Claude (AI) - proposed" w:date="2026-10-18T00:32:07Z">
               <w:r>
                 <w:rPr>
                   <w:rFonts w:ascii="Arial" w:cs="Arial" w:eastAsia="Arial" w:hAnsi="Arial"/>
@@ -3106,7 +3106,7 @@
               <w:spacing w:after="40" w:before="0"/>
               <w:jc w:val="left"/>
             </w:pPr>
-            <w:del w:id="9028" w:author="Claude (AI) - proposed" w:date="2026-10-15T08:04:21Z">
+            <w:del w:id="9028" w:author="Claude (AI) - proposed" w:date="2026-10-18T00:32:07Z">
               <w:r>
                 <w:rPr>
                   <w:rFonts w:ascii="Arial" w:cs="Arial" w:eastAsia="Arial" w:hAnsi="Arial"/>
@@ -3121,7 +3121,7 @@
                 <w:delText xml:space="preserve">Calculates</w:delText>
               </w:r>
             </w:del>
-            <w:ins w:id="9029" w:author="Claude (AI) - proposed" w:date="2026-10-15T08:04:21Z">
+            <w:ins w:id="9029" w:author="Claude (AI) - proposed" w:date="2026-10-18T00:32:07Z">
               <w:r>
                 <w:rPr>
                   <w:rFonts w:ascii="Arial" w:cs="Arial" w:eastAsia="Arial" w:hAnsi="Arial"/>
@@ -3169,7 +3169,7 @@
               <w:spacing w:after="40" w:before="0"/>
               <w:jc w:val="left"/>
             </w:pPr>
-            <w:del w:id="9030" w:author="Claude (AI) - proposed" w:date="2026-10-15T08:04:21Z">
+            <w:del w:id="9030" w:author="Claude (AI) - proposed" w:date="2026-10-18T00:32:07Z">
               <w:r>
                 <w:rPr>
                   <w:rFonts w:ascii="Arial" w:cs="Arial" w:eastAsia="Arial" w:hAnsi="Arial"/>
@@ -3184,7 +3184,7 @@
                 <w:delText xml:space="preserve">Confuses</w:delText>
               </w:r>
             </w:del>
-            <w:ins w:id="9031" w:author="Claude (AI) - proposed" w:date="2026-10-15T08:04:21Z">
+            <w:ins w:id="9031" w:author="Claude (AI) - proposed" w:date="2026-10-18T00:32:07Z">
               <w:r>
                 <w:rPr>
                   <w:rFonts w:ascii="Arial" w:cs="Arial" w:eastAsia="Arial" w:hAnsi="Arial"/>
@@ -3267,7 +3267,7 @@
               <w:spacing w:after="40" w:before="0"/>
               <w:jc w:val="left"/>
             </w:pPr>
-            <w:del w:id="9032" w:author="Claude (AI) - proposed" w:date="2026-10-15T08:04:21Z">
+            <w:del w:id="9032" w:author="Claude (AI) - proposed" w:date="2026-10-18T00:32:07Z">
               <w:r>
                 <w:rPr>
                   <w:rFonts w:ascii="Arial" w:cs="Arial" w:eastAsia="Arial" w:hAnsi="Arial"/>
@@ -3282,7 +3282,7 @@
                 <w:delText xml:space="preserve">The</w:delText>
               </w:r>
             </w:del>
-            <w:ins w:id="9033" w:author="Claude (AI) - proposed" w:date="2026-10-15T08:04:21Z">
+            <w:ins w:id="9033" w:author="Claude (AI) - proposed" w:date="2026-10-18T00:32:07Z">
               <w:r>
                 <w:rPr>
                   <w:rFonts w:ascii="Arial" w:cs="Arial" w:eastAsia="Arial" w:hAnsi="Arial"/>
@@ -3330,7 +3330,7 @@
               <w:spacing w:after="40" w:before="0"/>
               <w:jc w:val="left"/>
             </w:pPr>
-            <w:del w:id="9034" w:author="Claude (AI) - proposed" w:date="2026-10-15T08:04:21Z">
+            <w:del w:id="9034" w:author="Claude (AI) - proposed" w:date="2026-10-18T00:32:07Z">
               <w:r>
                 <w:rPr>
                   <w:rFonts w:ascii="Arial" w:cs="Arial" w:eastAsia="Arial" w:hAnsi="Arial"/>
@@ -3345,7 +3345,7 @@
                 <w:delText xml:space="preserve">The</w:delText>
               </w:r>
             </w:del>
-            <w:ins w:id="9035" w:author="Claude (AI) - proposed" w:date="2026-10-15T08:04:21Z">
+            <w:ins w:id="9035" w:author="Claude (AI) - proposed" w:date="2026-10-18T00:32:07Z">
               <w:r>
                 <w:rPr>
                   <w:rFonts w:ascii="Arial" w:cs="Arial" w:eastAsia="Arial" w:hAnsi="Arial"/>
@@ -3393,7 +3393,7 @@
               <w:spacing w:after="40" w:before="0"/>
               <w:jc w:val="left"/>
             </w:pPr>
-            <w:del w:id="9036" w:author="Claude (AI) - proposed" w:date="2026-10-15T08:04:21Z">
+            <w:del w:id="9036" w:author="Claude (AI) - proposed" w:date="2026-10-18T00:32:07Z">
               <w:r>
                 <w:rPr>
                   <w:rFonts w:ascii="Arial" w:cs="Arial" w:eastAsia="Arial" w:hAnsi="Arial"/>
@@ -3408,7 +3408,7 @@
                 <w:delText xml:space="preserve">The</w:delText>
               </w:r>
             </w:del>
-            <w:ins w:id="9037" w:author="Claude (AI) - proposed" w:date="2026-10-15T08:04:21Z">
+            <w:ins w:id="9037" w:author="Claude (AI) - proposed" w:date="2026-10-18T00:32:07Z">
               <w:r>
                 <w:rPr>
                   <w:rFonts w:ascii="Arial" w:cs="Arial" w:eastAsia="Arial" w:hAnsi="Arial"/>
@@ -3558,7 +3558,7 @@
         </w:rPr>
         <w:t xml:space="preserve">© 2026 SeaVuria and ARES. This work is licensed under a </w:t>
       </w:r>
-      <w:hyperlink w:history="1" r:id="rIdgmmsrpkshyj6ifgkm8fnk">
+      <w:hyperlink w:history="1" r:id="rIdb_0ggro1wm6smgkx4yyod">
         <w:r>
           <w:rPr>
             <w:rFonts w:ascii="Arial" w:cs="Arial" w:eastAsia="Arial" w:hAnsi="Arial"/>
@@ -3578,7 +3578,7 @@
         </w:rPr>
         <w:t xml:space="preserve"> (</w:t>
       </w:r>
-      <w:hyperlink w:history="1" r:id="rIds-iaznw0525leiqijdilj">
+      <w:hyperlink w:history="1" r:id="rIdybqnqnk9tom7zqgyc22vl">
         <w:r>
           <w:rPr>
             <w:rFonts w:ascii="Arial" w:cs="Arial" w:eastAsia="Arial" w:hAnsi="Arial"/>
@@ -3598,7 +3598,7 @@
         </w:rPr>
         <w:t xml:space="preserve">). To view a copy of this license, visit </w:t>
       </w:r>
-      <w:hyperlink w:history="1" r:id="rIdm-3yuoqwfefxonivtg_z4">
+      <w:hyperlink w:history="1" r:id="rIdffs_8ij9eqevan02_qhgw">
         <w:r>
           <w:rPr>
             <w:rFonts w:ascii="Arial" w:cs="Arial" w:eastAsia="Arial" w:hAnsi="Arial"/>
